--- a/笛语跨品牌服装搭配专家内核_M0执行申请_v1.2.docx
+++ b/笛语跨品牌服装搭配专家内核_M0执行申请_v1.2.docx
@@ -320,7 +320,7 @@
                 <w:sz w:val="19"/>
                 <w:szCs w:val="19"/>
               </w:rPr>
-              <w:t>PRD v1.2全文（可独立阅读的合并版）＋PRD_v1.2_change_map.yaml＋PRD_v1.2_核验回执.docx。PRD v1.1、M0申请v1.1与v1.1核验回执已归档至归档_v1.1/，仅作历史证据。</w:t>
+              <w:t>待Founder签署的PRD v1.2全文候选＋PRD_v1.2_change_map.yaml＋PRD_v1.2_核验回执.docx＋治理角色规范源。v1.2生效前，根目录v1.1仍保持远程当前活基线且状态PENDING_FOUNDER_SIGNATURE；不得提前归档。</w:t>
             </w:r>
           </w:p>
         </w:tc>
@@ -372,7 +372,7 @@
                 <w:sz w:val="19"/>
                 <w:szCs w:val="19"/>
               </w:rPr>
-              <w:t>仅完成M0，并为M1–M2建立可执行基础；产出PRD v1.2第13/14/17.1节统一的十四项顶层交付物。D-17—D-26内容写入现有合同文件和M1/M2 Brief，不增加第15项。</w:t>
+              <w:t>仅申请完成M0，并为M1–M2建立可执行基础；产出PRD v1.2第13/14/17.1节统一的十四项顶层交付物。D-17—D-29与S1—S8写入现有合同文件和M1/M2 Brief，不增加第15项。</w:t>
             </w:r>
           </w:p>
         </w:tc>
@@ -534,7 +534,7 @@
                 <w:sz w:val="19"/>
                 <w:szCs w:val="19"/>
               </w:rPr>
-              <w:t>① M0顶层交付清单仍为14项，D-17—D-26均内嵌现有合同与M1/M2 Brief。② M11仍为夹具品牌仿真试点，增加Founder真实品牌注入优先路径与Codex夹具回退；注入非M11硬门。③ 未见品牌仍为物理隔离的合成封闭品牌；Founder数据不得进入。④ M12名称、M0—M12顺序与Commercial V1.0路线不变。⑤ 人设连续性、自媒体原生语感和多模态商品理解升为正式能力与评测域。⑥ VM与实时成交辅助当前不强制实现，但保留前后向兼容端口。⑦ 发布默认人工；自动发布由Founder细粒度授权，非M12必要实现。⑧ M11至少三类不变；正式真实品牌导入前五类必须100%可开启就绪。</w:t>
+              <w:t>① M0顶层交付清单仍为14项，D-17—D-29与S1—S8均内嵌现有合同与M1/M2 Brief。② M11仍为夹具品牌仿真试点，增加Founder真实品牌注入优先路径与Codex夹具回退；注入非M11硬门。③ 未见品牌内容物理隔离于主仓；Founder数据不得进入。④ M12名称、M0—M12顺序与Commercial V1.0路线不变。⑤ 人设连续性、自媒体原生语感和多模态商品理解升为正式能力与评测域。⑥ VM与实时成交辅助当前不强制实现，但保留前后向兼容端口。⑦ 默认人工审核；自动发布仅由Founder按租户/品牌/账号/风险级别显式授权，FR-17与人工可发布率≥75%不变。⑧ M11至少三类不变；正式真实品牌导入前五类必须100%可开启就绪。⑨ 单一Founder＋隔离AI角色模型、任务分级、条件/合规台账和Project CI进入M0合同。</w:t>
             </w:r>
           </w:p>
         </w:tc>
@@ -1821,7 +1821,7 @@
           <w:sz w:val="21"/>
           <w:szCs w:val="21"/>
         </w:rPr>
-        <w:t>Guardian 独立审查报告：无越界、无矛盾、无遗漏、无与 PRD v1.2 及 D-17—D-26 冲突条文。</w:t>
+        <w:t>Guardian 独立审查报告：无越界、无矛盾、无遗漏、无与 PRD v1.2 及 D-17—D-29 冲突条文。</w:t>
       </w:r>
     </w:p>
     <w:p>
@@ -2241,7 +2241,7 @@
                 <w:sz w:val="19"/>
                 <w:szCs w:val="19"/>
               </w:rPr>
-              <w:t>已完成 · PASS（待Founder签署）</w:t>
+              <w:t>候选生成侧自检完成 · 非Guardian结论</w:t>
             </w:r>
           </w:p>
         </w:tc>
@@ -2266,7 +2266,7 @@
                 <w:sz w:val="19"/>
                 <w:szCs w:val="19"/>
               </w:rPr>
-              <w:t>已核对PRD v1.2、D-17—D-26、M0十四项一致性、M1/M2承接、多模态证据分级、Founder注入/隐藏集隔离、发布策略与扩展兼容。此预审不代替Founder授权。核验：Codex文档执行侧 · 2026-08-12</w:t>
+              <w:t>已核对PRD v1.2、D-17—D-29、S1—S8、M0十四项、M1/M2承接、多模态来源分层、隐藏集隔离、单一Founder治理与Project CI。此项只是候选施工侧自检（TEMPORARY_EXECUTION_WRITER），独立Guardian与ChatGPT总顾问尚未审查。execution_run_id=2fcbfed0-be7e-4b6f-938e-7f84109ab162</w:t>
             </w:r>
           </w:p>
         </w:tc>
